--- a/backend/generated_resumes/resume_2_modern.docx
+++ b/backend/generated_resumes/resume_2_modern.docx
@@ -13,7 +13,7 @@
           <w:color w:val="2980B9"/>
           <w:sz w:val="40"/>
         </w:rPr>
-        <w:t>SHAHAD ALJAHDALI</w:t>
+        <w:t>MESHARI  MOHAMMED  AL-ABDULLAH</w:t>
       </w:r>
     </w:p>
     <w:p>
@@ -26,7 +26,37 @@
           <w:color w:val="2ECC71"/>
           <w:sz w:val="18"/>
         </w:rPr>
-        <w:t>📧 Shahadfwaz2@gmail.com  |  📱 +966 500 675 980  |  💼 linkedin.com/in/shahad-aljahdali-  |  💻 https://github.com/shahadFawaz99</w:t>
+        <w:t>📧 alabdullahmeshari92@gmail.com  |  📱 +966 55 642 5257  |  💼 See resume header  |  💻 See resume header</w:t>
+      </w:r>
+    </w:p>
+    <w:p>
+      <w:pPr>
+        <w:spacing w:before="40" w:after="40"/>
+        <w:pBdr>
+          <w:bottom w:val="single" w:sz="6" w:space="1" w:color="2980B9"/>
+        </w:pBdr>
+      </w:pPr>
+    </w:p>
+    <w:p>
+      <w:pPr>
+        <w:spacing w:before="160" w:after="80"/>
+      </w:pPr>
+      <w:r>
+        <w:rPr>
+          <w:rFonts w:ascii="Arial" w:hAnsi="Arial"/>
+          <w:b/>
+          <w:color w:val="2980B9"/>
+          <w:sz w:val="22"/>
+        </w:rPr>
+        <w:t>PROFESSIONAL SUMMARY</w:t>
+      </w:r>
+    </w:p>
+    <w:p>
+      <w:r>
+        <w:rPr>
+          <w:sz w:val="20"/>
+        </w:rPr>
+        <w:t>Highly motivated and detail-oriented full stack developer with a strong foundation in software development, system analysis, and design. Proficient in a range of programming languages, including Python, Java, and JavaScript, with experience in developing scalable and efficient web applications. Committed to delivering high-quality solutions that meet and exceed expectations.</w:t>
       </w:r>
     </w:p>
     <w:p>
@@ -61,7 +91,7 @@
           <w:b/>
           <w:sz w:val="20"/>
         </w:rPr>
-        <w:t>Educator | The Faheem Platform</w:t>
+        <w:t>Full Stack Developer | Tuwaiq Academy</w:t>
       </w:r>
     </w:p>
     <w:p>
@@ -71,7 +101,7 @@
           <w:color w:val="2ECC71"/>
           <w:sz w:val="18"/>
         </w:rPr>
-        <w:t>📅 04/2022 – 11/2024</w:t>
+        <w:t>📅 9 months</w:t>
       </w:r>
     </w:p>
     <w:p>
@@ -83,7 +113,7 @@
           <w:rFonts w:ascii="Arial" w:hAnsi="Arial"/>
           <w:sz w:val="19"/>
         </w:rPr>
-        <w:t>Developed and delivered tailored lesson plans using data-driven methods and educational technology to improve learning outcomes. Analyzed student performance data to identify areas for improvement and personalize teaching strategies. Created and managed educational materials with data visualization to effectively communicate learning progress</w:t>
+        <w:t>Developed a real estate finance service website using React, with a focus on UI components, routing, and user interaction flows. Collaborated with backend and business teams to align requirements and deliver a high-quality solution. Utilized Node.js, Django, and Flask to design and implement a scalable and efficient web application.</w:t>
       </w:r>
     </w:p>
     <w:p>
@@ -118,17 +148,7 @@
           <w:b/>
           <w:sz w:val="20"/>
         </w:rPr>
-        <w:t>Computer Software Engineering | Holberton School</w:t>
-      </w:r>
-    </w:p>
-    <w:p>
-      <w:r>
-        <w:rPr>
-          <w:rFonts w:ascii="Arial" w:hAnsi="Arial"/>
-          <w:color w:val="2ECC71"/>
-          <w:sz w:val="18"/>
-        </w:rPr>
-        <w:t>📅 02/2025 – 11/2025</w:t>
+        <w:t>Bachelor's  Degree  in Information  Systems  | Expected  Graduation:  2026 -6 | King  Saud  University |  Saudi  Arabia</w:t>
       </w:r>
     </w:p>
     <w:p>
@@ -141,7 +161,7 @@
           <w:b/>
           <w:sz w:val="20"/>
         </w:rPr>
-        <w:t>Data Science and AI Bootcamp | Saudi Digital Academy</w:t>
+        <w:t>o Software  Engineering  Bootcamp  – Focused  on full-stack  web development,  (Project  Based) | Tuwaiq  Academy  / Holberton  School  (2025  /9 months )</w:t>
       </w:r>
     </w:p>
     <w:p>
@@ -151,53 +171,7 @@
           <w:color w:val="2ECC71"/>
           <w:sz w:val="18"/>
         </w:rPr>
-        <w:t>📅 02/2025 – 05/2025</w:t>
-      </w:r>
-    </w:p>
-    <w:p>
-      <w:pPr>
-        <w:spacing w:before="80"/>
-      </w:pPr>
-      <w:r>
-        <w:rPr>
-          <w:rFonts w:ascii="Arial" w:hAnsi="Arial"/>
-          <w:b/>
-          <w:sz w:val="20"/>
-        </w:rPr>
-        <w:t>Data Science and Machine Learning Bootcamp | Tuwaiq Academy</w:t>
-      </w:r>
-    </w:p>
-    <w:p>
-      <w:r>
-        <w:rPr>
-          <w:rFonts w:ascii="Arial" w:hAnsi="Arial"/>
-          <w:color w:val="2ECC71"/>
-          <w:sz w:val="18"/>
-        </w:rPr>
-        <w:t>📅 07/2024 – 10/2024</w:t>
-      </w:r>
-    </w:p>
-    <w:p>
-      <w:pPr>
-        <w:spacing w:before="80"/>
-      </w:pPr>
-      <w:r>
-        <w:rPr>
-          <w:rFonts w:ascii="Arial" w:hAnsi="Arial"/>
-          <w:b/>
-          <w:sz w:val="20"/>
-        </w:rPr>
-        <w:t>Bachelor of Science in Mathematics | Umm Al-Qura University</w:t>
-      </w:r>
-    </w:p>
-    <w:p>
-      <w:r>
-        <w:rPr>
-          <w:rFonts w:ascii="Arial" w:hAnsi="Arial"/>
-          <w:color w:val="2ECC71"/>
-          <w:sz w:val="18"/>
-        </w:rPr>
-        <w:t>📅 08/2018 – 03/2023</w:t>
+        <w:t>📅 2025</w:t>
       </w:r>
     </w:p>
     <w:p>
@@ -232,134 +206,14 @@
           <w:b/>
           <w:sz w:val="19"/>
         </w:rPr>
-        <w:t xml:space="preserve">Programming Languages: </w:t>
+        <w:t xml:space="preserve">Technical Skills: </w:t>
       </w:r>
       <w:r>
         <w:rPr>
           <w:rFonts w:ascii="Arial" w:hAnsi="Arial"/>
           <w:sz w:val="19"/>
         </w:rPr>
-        <w:t>Python, Pandas, NumPy</w:t>
-      </w:r>
-    </w:p>
-    <w:p>
-      <w:pPr>
-        <w:spacing w:before="60"/>
-      </w:pPr>
-      <w:r>
-        <w:rPr>
-          <w:rFonts w:ascii="Arial" w:hAnsi="Arial"/>
-          <w:b/>
-          <w:sz w:val="19"/>
-        </w:rPr>
-        <w:t xml:space="preserve">Data Science: </w:t>
-      </w:r>
-      <w:r>
-        <w:rPr>
-          <w:rFonts w:ascii="Arial" w:hAnsi="Arial"/>
-          <w:sz w:val="19"/>
-        </w:rPr>
-        <w:t>Matplotlib, Streamlit, Data Cleaning, Feature Engineering, Statistical Analysis, Power BI</w:t>
-      </w:r>
-    </w:p>
-    <w:p>
-      <w:pPr>
-        <w:spacing w:before="60"/>
-      </w:pPr>
-      <w:r>
-        <w:rPr>
-          <w:rFonts w:ascii="Arial" w:hAnsi="Arial"/>
-          <w:b/>
-          <w:sz w:val="19"/>
-        </w:rPr>
-        <w:t xml:space="preserve">Machine Learning: </w:t>
-      </w:r>
-      <w:r>
-        <w:rPr>
-          <w:rFonts w:ascii="Arial" w:hAnsi="Arial"/>
-          <w:sz w:val="19"/>
-        </w:rPr>
-        <w:t>scikit-learn, Prophet, AutoTBATS, Time Series Forecasting</w:t>
-      </w:r>
-    </w:p>
-    <w:p>
-      <w:pPr>
-        <w:spacing w:before="60"/>
-      </w:pPr>
-      <w:r>
-        <w:rPr>
-          <w:rFonts w:ascii="Arial" w:hAnsi="Arial"/>
-          <w:b/>
-          <w:sz w:val="19"/>
-        </w:rPr>
-        <w:t xml:space="preserve">Tools &amp; Technologies: </w:t>
-      </w:r>
-      <w:r>
-        <w:rPr>
-          <w:rFonts w:ascii="Arial" w:hAnsi="Arial"/>
-          <w:sz w:val="19"/>
-        </w:rPr>
-        <w:t>Jupyter Notebook, Excel, Git/GitHub</w:t>
-      </w:r>
-    </w:p>
-    <w:p>
-      <w:pPr>
-        <w:spacing w:before="60"/>
-      </w:pPr>
-      <w:r>
-        <w:rPr>
-          <w:rFonts w:ascii="Arial" w:hAnsi="Arial"/>
-          <w:b/>
-          <w:sz w:val="19"/>
-        </w:rPr>
-        <w:t xml:space="preserve">Web Backend: </w:t>
-      </w:r>
-      <w:r>
-        <w:rPr>
-          <w:rFonts w:ascii="Arial" w:hAnsi="Arial"/>
-          <w:sz w:val="19"/>
-        </w:rPr>
-        <w:t>FastAPI</w:t>
-      </w:r>
-    </w:p>
-    <w:p>
-      <w:pPr>
-        <w:spacing w:before="60"/>
-      </w:pPr>
-      <w:r>
-        <w:rPr>
-          <w:rFonts w:ascii="Arial" w:hAnsi="Arial"/>
-          <w:b/>
-          <w:sz w:val="19"/>
-        </w:rPr>
-        <w:t xml:space="preserve">Databases: </w:t>
-      </w:r>
-      <w:r>
-        <w:rPr>
-          <w:rFonts w:ascii="Arial" w:hAnsi="Arial"/>
-          <w:sz w:val="19"/>
-        </w:rPr>
-        <w:t>SQL</w:t>
-      </w:r>
-    </w:p>
-    <w:p>
-      <w:pPr>
-        <w:spacing w:before="60"/>
-      </w:pPr>
-      <w:r>
-        <w:rPr>
-          <w:rFonts w:ascii="Arial" w:hAnsi="Arial"/>
-          <w:b/>
-          <w:sz w:val="19"/>
-        </w:rPr>
-        <w:t xml:space="preserve">Other: </w:t>
-      </w:r>
-      <w:r>
-        <w:rPr>
-          <w:rFonts w:ascii="Arial" w:hAnsi="Arial"/>
-          <w:sz w:val="19"/>
-        </w:rPr>
-        <w:t>Problem-Solving, Communication, Critical Thinking, Time Management, Decision-making</w:t>
+        <w:t>Python, JavaScript, React, Node.js, Django, SQL</w:t>
       </w:r>
     </w:p>
     <w:p>
@@ -394,17 +248,7 @@
           <w:b/>
           <w:sz w:val="20"/>
         </w:rPr>
-        <w:t>Awn — Physiotherapy Booking Platform</w:t>
-      </w:r>
-    </w:p>
-    <w:p>
-      <w:r>
-        <w:rPr>
-          <w:rFonts w:ascii="Arial" w:hAnsi="Arial"/>
-          <w:color w:val="2ECC71"/>
-          <w:sz w:val="18"/>
-        </w:rPr>
-        <w:t>🛠️ Next.js, Supabase, TypeScript</w:t>
+        <w:t>Instant  Messaging  System  ( WhatsApp  simulation  )</w:t>
       </w:r>
     </w:p>
     <w:p>
@@ -416,7 +260,13 @@
           <w:rFonts w:ascii="Arial" w:hAnsi="Arial"/>
           <w:sz w:val="19"/>
         </w:rPr>
-        <w:t>Full-stack platform for patient–therapist booking and profile management</w:t>
+        <w:t>o Built  a real-time chat system  using  Python.  ● Technical  Skills:</w:t>
+        <w:br/>
+        <w:t>o Frameworks: Django  (advanced  python)</w:t>
+        <w:br/>
+        <w:t>o Operating  Systems  (Linux  (Ubuntu),  Window,</w:t>
+        <w:br/>
+        <w:t xml:space="preserve">o Programming  Languages ( JavaScript, </w:t>
       </w:r>
     </w:p>
     <w:p>
@@ -429,17 +279,7 @@
           <w:b/>
           <w:sz w:val="20"/>
         </w:rPr>
-        <w:t>Saudi Tourism Forecast — Time Series ML</w:t>
-      </w:r>
-    </w:p>
-    <w:p>
-      <w:r>
-        <w:rPr>
-          <w:rFonts w:ascii="Arial" w:hAnsi="Arial"/>
-          <w:color w:val="2ECC71"/>
-          <w:sz w:val="18"/>
-        </w:rPr>
-        <w:t>🛠️ Prophet, AutoTBATS</w:t>
+        <w:t>Student  Accommodation  Platform  — Tuwaiq  Academy</w:t>
       </w:r>
     </w:p>
     <w:p>
@@ -451,7 +291,9 @@
           <w:rFonts w:ascii="Arial" w:hAnsi="Arial"/>
           <w:sz w:val="19"/>
         </w:rPr>
-        <w:t>Predictive modeling for visitor volume and tourism spending</w:t>
+        <w:t>o Full-stack  project  built with React  frontend and  Python  backend.</w:t>
+        <w:br/>
+        <w:t>o Features  include  student  housing  browsing,  registration,  Roommates  ,booking,  and integrated  database</w:t>
       </w:r>
     </w:p>
     <w:p>
@@ -464,17 +306,7 @@
           <w:b/>
           <w:sz w:val="20"/>
         </w:rPr>
-        <w:t>Landmark Recognition &amp; Description — Multi-Modal AI</w:t>
-      </w:r>
-    </w:p>
-    <w:p>
-      <w:r>
-        <w:rPr>
-          <w:rFonts w:ascii="Arial" w:hAnsi="Arial"/>
-          <w:color w:val="2ECC71"/>
-          <w:sz w:val="18"/>
-        </w:rPr>
-        <w:t>🛠️ CLIP, BLIP, PEGASUS</w:t>
+        <w:t>Old Bank  System  Analysis and Redesign  Project</w:t>
       </w:r>
     </w:p>
     <w:p>
@@ -486,7 +318,9 @@
           <w:rFonts w:ascii="Arial" w:hAnsi="Arial"/>
           <w:sz w:val="19"/>
         </w:rPr>
-        <w:t>Image-based landmark detection with bilingual captioning and summarization</w:t>
+        <w:t>o Led the redesign  of a legacy  banking  system  to modernize  operations  and improve  efficiency with  more</w:t>
+        <w:br/>
+        <w:t>o Conducted  detailed  requirement  gathering,  stakeholder  interviews,  and workflow  a</w:t>
       </w:r>
     </w:p>
     <w:p>
@@ -520,7 +354,7 @@
           <w:rFonts w:ascii="Arial" w:hAnsi="Arial"/>
           <w:sz w:val="19"/>
         </w:rPr>
-        <w:t>Data Fundamentals | IBM Skills Build</w:t>
+        <w:t>Full Stack  Development | Professional Certificate  |</w:t>
       </w:r>
     </w:p>
     <w:p>
@@ -532,7 +366,7 @@
           <w:rFonts w:ascii="Arial" w:hAnsi="Arial"/>
           <w:sz w:val="19"/>
         </w:rPr>
-        <w:t>Data Analysis and Visualization | Power Data</w:t>
+        <w:t>The Ultimate  React  Course  :  React,  Next.js, (2025)</w:t>
       </w:r>
     </w:p>
     <w:p>
@@ -544,7 +378,19 @@
           <w:rFonts w:ascii="Arial" w:hAnsi="Arial"/>
           <w:sz w:val="19"/>
         </w:rPr>
-        <w:t>Introduction to Data and Descriptive Statistics Course | Doroob</w:t>
+        <w:t>Database  Management:  Advanced  knowledge  of</w:t>
+      </w:r>
+    </w:p>
+    <w:p>
+      <w:pPr>
+        <w:pStyle w:val="ListBullet"/>
+      </w:pPr>
+      <w:r>
+        <w:rPr>
+          <w:rFonts w:ascii="Arial" w:hAnsi="Arial"/>
+          <w:sz w:val="19"/>
+        </w:rPr>
+        <w:t>Systems analysis | Agile |  Scrum  | King Saud</w:t>
       </w:r>
     </w:p>
     <w:sectPr>
